--- a/Incidentes de Ciberseguridad/1-Desarrollo de Planes de Prevención y Concienciación en Ciberseguridad/tarea01.docx
+++ b/Incidentes de Ciberseguridad/1-Desarrollo de Planes de Prevención y Concienciación en Ciberseguridad/tarea01.docx
@@ -4551,6 +4551,85 @@
       </w:r>
     </w:p>
     <w:p/>
+    <w:p/>
+    <w:p/>
+    <w:p>
+      <w:pPr>
+        <w:pStyle w:val="Ttulo1"/>
+      </w:pPr>
+      <w:r>
+        <w:t>Webgrafía:</w:t>
+      </w:r>
+    </w:p>
+    <w:p>
+      <w:pPr>
+        <w:pStyle w:val="Prrafodelista"/>
+        <w:numPr>
+          <w:ilvl w:val="0"/>
+          <w:numId w:val="22"/>
+        </w:numPr>
+      </w:pPr>
+      <w:hyperlink r:id="rId6" w:history="1">
+        <w:r>
+          <w:rPr>
+            <w:rStyle w:val="Hipervnculo"/>
+          </w:rPr>
+          <w:t>https://es.linkedin.com/pulse/protege-tu-empresa-con-dmz-perfectnumbers</w:t>
+        </w:r>
+      </w:hyperlink>
+    </w:p>
+    <w:p>
+      <w:pPr>
+        <w:pStyle w:val="Prrafodelista"/>
+        <w:numPr>
+          <w:ilvl w:val="0"/>
+          <w:numId w:val="22"/>
+        </w:numPr>
+      </w:pPr>
+      <w:hyperlink r:id="rId7" w:history="1">
+        <w:r>
+          <w:rPr>
+            <w:rStyle w:val="Hipervnculo"/>
+          </w:rPr>
+          <w:t>https://ascentoptics.com/blog/exploring-the-functions-of-gpon-olt-and-ont-in-optical-line-terminal-network/#</w:t>
+        </w:r>
+      </w:hyperlink>
+    </w:p>
+    <w:p>
+      <w:pPr>
+        <w:pStyle w:val="Prrafodelista"/>
+        <w:numPr>
+          <w:ilvl w:val="0"/>
+          <w:numId w:val="22"/>
+        </w:numPr>
+      </w:pPr>
+      <w:hyperlink r:id="rId8" w:history="1">
+        <w:r>
+          <w:rPr>
+            <w:rStyle w:val="Hipervnculo"/>
+          </w:rPr>
+          <w:t>https://www.conceptdraw.com/examples/routers-with-block-diagram</w:t>
+        </w:r>
+      </w:hyperlink>
+    </w:p>
+    <w:p>
+      <w:pPr>
+        <w:pStyle w:val="Prrafodelista"/>
+        <w:numPr>
+          <w:ilvl w:val="0"/>
+          <w:numId w:val="22"/>
+        </w:numPr>
+      </w:pPr>
+      <w:hyperlink r:id="rId9" w:history="1">
+        <w:r>
+          <w:rPr>
+            <w:rStyle w:val="Hipervnculo"/>
+          </w:rPr>
+          <w:t>https://www.mydraw.com/diagrams-network-diagram</w:t>
+        </w:r>
+      </w:hyperlink>
+    </w:p>
+    <w:p/>
     <w:sectPr>
       <w:pgSz w:w="11906" w:h="16838"/>
       <w:pgMar w:top="1417" w:right="1701" w:bottom="1417" w:left="1701" w:header="708" w:footer="708" w:gutter="0"/>
@@ -6279,6 +6358,118 @@
     </w:lvl>
   </w:abstractNum>
   <w:abstractNum w:abstractNumId="14" w15:restartNumberingAfterBreak="0">
+    <w:nsid w:val="4B2C15AB"/>
+    <w:multiLevelType w:val="hybridMultilevel"/>
+    <w:tmpl w:val="51606A6E"/>
+    <w:lvl w:ilvl="0" w:tplc="82FA4214">
+      <w:numFmt w:val="bullet"/>
+      <w:lvlText w:val="-"/>
+      <w:lvlJc w:val="left"/>
+      <w:pPr>
+        <w:ind w:left="720" w:hanging="360"/>
+      </w:pPr>
+      <w:rPr>
+        <w:rFonts w:ascii="Arial" w:eastAsiaTheme="minorHAnsi" w:hAnsi="Arial" w:cs="Arial" w:hint="default"/>
+      </w:rPr>
+    </w:lvl>
+    <w:lvl w:ilvl="1" w:tplc="0C0A0003" w:tentative="1">
+      <w:start w:val="1"/>
+      <w:numFmt w:val="bullet"/>
+      <w:lvlText w:val="o"/>
+      <w:lvlJc w:val="left"/>
+      <w:pPr>
+        <w:ind w:left="1440" w:hanging="360"/>
+      </w:pPr>
+      <w:rPr>
+        <w:rFonts w:ascii="Courier New" w:hAnsi="Courier New" w:cs="Courier New" w:hint="default"/>
+      </w:rPr>
+    </w:lvl>
+    <w:lvl w:ilvl="2" w:tplc="0C0A0005" w:tentative="1">
+      <w:start w:val="1"/>
+      <w:numFmt w:val="bullet"/>
+      <w:lvlText w:val=""/>
+      <w:lvlJc w:val="left"/>
+      <w:pPr>
+        <w:ind w:left="2160" w:hanging="360"/>
+      </w:pPr>
+      <w:rPr>
+        <w:rFonts w:ascii="Wingdings" w:hAnsi="Wingdings" w:hint="default"/>
+      </w:rPr>
+    </w:lvl>
+    <w:lvl w:ilvl="3" w:tplc="0C0A0001" w:tentative="1">
+      <w:start w:val="1"/>
+      <w:numFmt w:val="bullet"/>
+      <w:lvlText w:val=""/>
+      <w:lvlJc w:val="left"/>
+      <w:pPr>
+        <w:ind w:left="2880" w:hanging="360"/>
+      </w:pPr>
+      <w:rPr>
+        <w:rFonts w:ascii="Symbol" w:hAnsi="Symbol" w:hint="default"/>
+      </w:rPr>
+    </w:lvl>
+    <w:lvl w:ilvl="4" w:tplc="0C0A0003" w:tentative="1">
+      <w:start w:val="1"/>
+      <w:numFmt w:val="bullet"/>
+      <w:lvlText w:val="o"/>
+      <w:lvlJc w:val="left"/>
+      <w:pPr>
+        <w:ind w:left="3600" w:hanging="360"/>
+      </w:pPr>
+      <w:rPr>
+        <w:rFonts w:ascii="Courier New" w:hAnsi="Courier New" w:cs="Courier New" w:hint="default"/>
+      </w:rPr>
+    </w:lvl>
+    <w:lvl w:ilvl="5" w:tplc="0C0A0005" w:tentative="1">
+      <w:start w:val="1"/>
+      <w:numFmt w:val="bullet"/>
+      <w:lvlText w:val=""/>
+      <w:lvlJc w:val="left"/>
+      <w:pPr>
+        <w:ind w:left="4320" w:hanging="360"/>
+      </w:pPr>
+      <w:rPr>
+        <w:rFonts w:ascii="Wingdings" w:hAnsi="Wingdings" w:hint="default"/>
+      </w:rPr>
+    </w:lvl>
+    <w:lvl w:ilvl="6" w:tplc="0C0A0001" w:tentative="1">
+      <w:start w:val="1"/>
+      <w:numFmt w:val="bullet"/>
+      <w:lvlText w:val=""/>
+      <w:lvlJc w:val="left"/>
+      <w:pPr>
+        <w:ind w:left="5040" w:hanging="360"/>
+      </w:pPr>
+      <w:rPr>
+        <w:rFonts w:ascii="Symbol" w:hAnsi="Symbol" w:hint="default"/>
+      </w:rPr>
+    </w:lvl>
+    <w:lvl w:ilvl="7" w:tplc="0C0A0003" w:tentative="1">
+      <w:start w:val="1"/>
+      <w:numFmt w:val="bullet"/>
+      <w:lvlText w:val="o"/>
+      <w:lvlJc w:val="left"/>
+      <w:pPr>
+        <w:ind w:left="5760" w:hanging="360"/>
+      </w:pPr>
+      <w:rPr>
+        <w:rFonts w:ascii="Courier New" w:hAnsi="Courier New" w:cs="Courier New" w:hint="default"/>
+      </w:rPr>
+    </w:lvl>
+    <w:lvl w:ilvl="8" w:tplc="0C0A0005" w:tentative="1">
+      <w:start w:val="1"/>
+      <w:numFmt w:val="bullet"/>
+      <w:lvlText w:val=""/>
+      <w:lvlJc w:val="left"/>
+      <w:pPr>
+        <w:ind w:left="6480" w:hanging="360"/>
+      </w:pPr>
+      <w:rPr>
+        <w:rFonts w:ascii="Wingdings" w:hAnsi="Wingdings" w:hint="default"/>
+      </w:rPr>
+    </w:lvl>
+  </w:abstractNum>
+  <w:abstractNum w:abstractNumId="15" w15:restartNumberingAfterBreak="0">
     <w:nsid w:val="4ED056BF"/>
     <w:multiLevelType w:val="hybridMultilevel"/>
     <w:tmpl w:val="5E16CFE2"/>
@@ -6364,7 +6555,7 @@
       </w:pPr>
     </w:lvl>
   </w:abstractNum>
-  <w:abstractNum w:abstractNumId="15" w15:restartNumberingAfterBreak="0">
+  <w:abstractNum w:abstractNumId="16" w15:restartNumberingAfterBreak="0">
     <w:nsid w:val="5B81212F"/>
     <w:multiLevelType w:val="hybridMultilevel"/>
     <w:tmpl w:val="79A418CE"/>
@@ -6453,7 +6644,7 @@
       </w:pPr>
     </w:lvl>
   </w:abstractNum>
-  <w:abstractNum w:abstractNumId="16" w15:restartNumberingAfterBreak="0">
+  <w:abstractNum w:abstractNumId="17" w15:restartNumberingAfterBreak="0">
     <w:nsid w:val="616401C5"/>
     <w:multiLevelType w:val="multilevel"/>
     <w:tmpl w:val="34BC6D0A"/>
@@ -6598,7 +6789,7 @@
       </w:rPr>
     </w:lvl>
   </w:abstractNum>
-  <w:abstractNum w:abstractNumId="17" w15:restartNumberingAfterBreak="0">
+  <w:abstractNum w:abstractNumId="18" w15:restartNumberingAfterBreak="0">
     <w:nsid w:val="6C7A5F91"/>
     <w:multiLevelType w:val="hybridMultilevel"/>
     <w:tmpl w:val="ED9889A2"/>
@@ -6711,7 +6902,7 @@
       </w:rPr>
     </w:lvl>
   </w:abstractNum>
-  <w:abstractNum w:abstractNumId="18" w15:restartNumberingAfterBreak="0">
+  <w:abstractNum w:abstractNumId="19" w15:restartNumberingAfterBreak="0">
     <w:nsid w:val="6E0C0D21"/>
     <w:multiLevelType w:val="hybridMultilevel"/>
     <w:tmpl w:val="BC92CDAC"/>
@@ -6824,7 +7015,7 @@
       </w:rPr>
     </w:lvl>
   </w:abstractNum>
-  <w:abstractNum w:abstractNumId="19" w15:restartNumberingAfterBreak="0">
+  <w:abstractNum w:abstractNumId="20" w15:restartNumberingAfterBreak="0">
     <w:nsid w:val="7DA31994"/>
     <w:multiLevelType w:val="hybridMultilevel"/>
     <w:tmpl w:val="AF40B682"/>
@@ -6942,47 +7133,31 @@
   </w:num>
   <w:num w:numId="2">
     <w:abstractNumId w:val="3"/>
-    <w:lvlOverride w:ilvl="2">
-      <w:lvl w:ilvl="2">
-        <w:numFmt w:val="bullet"/>
-        <w:lvlText w:val=""/>
-        <w:lvlJc w:val="left"/>
-        <w:pPr>
-          <w:tabs>
-            <w:tab w:val="num" w:pos="2160"/>
-          </w:tabs>
-          <w:ind w:left="2160" w:hanging="360"/>
-        </w:pPr>
-        <w:rPr>
-          <w:rFonts w:ascii="Wingdings" w:hAnsi="Wingdings" w:hint="default"/>
-          <w:sz w:val="20"/>
-        </w:rPr>
-      </w:lvl>
-    </w:lvlOverride>
+    <w:lvlOverride w:ilvl="0"/>
   </w:num>
   <w:num w:numId="3">
-    <w:abstractNumId w:val="14"/>
+    <w:abstractNumId w:val="15"/>
   </w:num>
   <w:num w:numId="4">
     <w:abstractNumId w:val="1"/>
   </w:num>
   <w:num w:numId="5">
-    <w:abstractNumId w:val="18"/>
+    <w:abstractNumId w:val="19"/>
   </w:num>
   <w:num w:numId="6">
     <w:abstractNumId w:val="5"/>
   </w:num>
   <w:num w:numId="7">
-    <w:abstractNumId w:val="16"/>
+    <w:abstractNumId w:val="17"/>
   </w:num>
   <w:num w:numId="8">
     <w:abstractNumId w:val="10"/>
   </w:num>
   <w:num w:numId="9">
-    <w:abstractNumId w:val="15"/>
+    <w:abstractNumId w:val="16"/>
   </w:num>
   <w:num w:numId="10">
-    <w:abstractNumId w:val="19"/>
+    <w:abstractNumId w:val="20"/>
   </w:num>
   <w:num w:numId="11">
     <w:abstractNumId w:val="4"/>
@@ -6994,7 +7169,7 @@
     <w:abstractNumId w:val="7"/>
   </w:num>
   <w:num w:numId="14">
-    <w:abstractNumId w:val="17"/>
+    <w:abstractNumId w:val="18"/>
   </w:num>
   <w:num w:numId="15">
     <w:abstractNumId w:val="13"/>
@@ -7016,6 +7191,9 @@
   </w:num>
   <w:num w:numId="21">
     <w:abstractNumId w:val="8"/>
+  </w:num>
+  <w:num w:numId="22">
+    <w:abstractNumId w:val="14"/>
   </w:num>
 </w:numbering>
 </file>
@@ -7510,6 +7688,7 @@
   <w:style w:type="character" w:default="1" w:styleId="Fuentedeprrafopredeter">
     <w:name w:val="Default Paragraph Font"/>
     <w:uiPriority w:val="1"/>
+    <w:semiHidden/>
     <w:unhideWhenUsed/>
   </w:style>
   <w:style w:type="table" w:default="1" w:styleId="Tablanormal">
@@ -7694,6 +7873,29 @@
       <w:kern w:val="28"/>
       <w:sz w:val="56"/>
       <w:szCs w:val="56"/>
+    </w:rPr>
+  </w:style>
+  <w:style w:type="character" w:styleId="Hipervnculo">
+    <w:name w:val="Hyperlink"/>
+    <w:basedOn w:val="Fuentedeprrafopredeter"/>
+    <w:uiPriority w:val="99"/>
+    <w:unhideWhenUsed/>
+    <w:rsid w:val="00D53D4C"/>
+    <w:rPr>
+      <w:color w:val="0563C1" w:themeColor="hyperlink"/>
+      <w:u w:val="single"/>
+    </w:rPr>
+  </w:style>
+  <w:style w:type="character" w:styleId="Mencinsinresolver">
+    <w:name w:val="Unresolved Mention"/>
+    <w:basedOn w:val="Fuentedeprrafopredeter"/>
+    <w:uiPriority w:val="99"/>
+    <w:semiHidden/>
+    <w:unhideWhenUsed/>
+    <w:rsid w:val="00D53D4C"/>
+    <w:rPr>
+      <w:color w:val="605E5C"/>
+      <w:shd w:val="clear" w:color="auto" w:fill="E1DFDD"/>
     </w:rPr>
   </w:style>
 </w:styles>
